--- a/campaigns/WF-29-abandoned-checkout.docx
+++ b/campaigns/WF-29-abandoned-checkout.docx
@@ -537,7 +537,7 @@
         <w:t xml:space="preserve"> </w:t>
       </w:r>
       <w:r>
-        <w:t xml:space="preserve">the pilot is disclosed as a small study of five with</w:t>
+        <w:t xml:space="preserve">the study is disclosed as a small study of five with</w:t>
       </w:r>
       <w:r>
         <w:t xml:space="preserve"> </w:t>
@@ -887,7 +887,7 @@
         <w:pStyle w:val="FirstParagraph"/>
       </w:pPr>
       <w:r>
-        <w:t xml:space="preserve">WF-22 touch 3 carried the same figure and was corrected earlier the same day. Every other workflow says eight to twelve weeks, and the pilot itself ran twelve.</w:t>
+        <w:t xml:space="preserve">WF-22 touch 3 carried the same figure and was corrected earlier the same day. Every other workflow says eight to twelve weeks, and the study itself ran twelve.</w:t>
       </w:r>
     </w:p>
     <w:p>

--- a/campaigns/WF-29-abandoned-checkout.docx
+++ b/campaigns/WF-29-abandoned-checkout.docx
@@ -465,7 +465,7 @@
         <w:rPr>
           <w:rStyle w:val="VerbatimChar"/>
         </w:rPr>
-        <w:t xml:space="preserve">The first is cost. It is a real investment, which is why you do not have to pay for it all at once. You can finance or rent it so it fits a monthly budget instead of a lump sum, and it is backed by a 30-day money-back guarantee. The decision is not permanent.</w:t>
+        <w:t xml:space="preserve">The first is cost. It is a real investment, which is why you do not have to pay for it all at once. You can finance or rent it so it fits a monthly budget instead of a lump sum, and it is HSA/FSA eligible through Truemed. It is backed by a 30-day money-back guarantee. The decision is not permanent.</w:t>
       </w:r>
       <w:r>
         <w:br/>
@@ -550,6 +550,36 @@
       </w:r>
       <w:r>
         <w:t xml:space="preserve">attached. Financing and rental are both described as real options without quoting rates, which matches the KB constraint.</w:t>
+      </w:r>
+    </w:p>
+    <w:p>
+      <w:pPr>
+        <w:pStyle w:val="BodyText"/>
+      </w:pPr>
+      <w:r>
+        <w:rPr>
+          <w:b/>
+          <w:bCs/>
+        </w:rPr>
+        <w:t xml:space="preserve">UPDATED Aug 9.</w:t>
+      </w:r>
+      <w:r>
+        <w:t xml:space="preserve"> </w:t>
+      </w:r>
+      <w:r>
+        <w:t xml:space="preserve">HSA/FSA eligibility added to the cost paragraph after Truemed approval. Uses the authorized phrasing</w:t>
+      </w:r>
+      <w:r>
+        <w:t xml:space="preserve"> </w:t>
+      </w:r>
+      <w:r>
+        <w:t xml:space="preserve">“HSA/FSA eligible through Truemed”</w:t>
+      </w:r>
+      <w:r>
+        <w:t xml:space="preserve"> </w:t>
+      </w:r>
+      <w:r>
+        <w:t xml:space="preserve">verbatim, with no reference to a Letter of Medical Necessity or any condition-or-treatment justification. Placed here first because this is the highest-intent moment in the funnel and cost is the named objection. Eligibility covers the Consumer Unit only, not the wall mount; the sentence sits in device-price context and does not imply cart-wide eligibility.</w:t>
       </w:r>
     </w:p>
     <w:p>
@@ -741,14 +771,6 @@
     </w:p>
     <w:tbl>
       <w:tblPr>
-        <w:tblBorders>
-          <w:top w:val="single" w:sz="6" w:space="0" w:color="AAAAAA"/>
-          <w:left w:val="single" w:sz="6" w:space="0" w:color="AAAAAA"/>
-          <w:bottom w:val="single" w:sz="6" w:space="0" w:color="AAAAAA"/>
-          <w:right w:val="single" w:sz="6" w:space="0" w:color="AAAAAA"/>
-          <w:insideH w:val="single" w:sz="6" w:space="0" w:color="AAAAAA"/>
-          <w:insideV w:val="single" w:sz="6" w:space="0" w:color="AAAAAA"/>
-        </w:tblBorders>
         <w:tblStyle w:val="Table"/>
         <w:tblW w:type="auto" w:w="0"/>
         <w:tblLook w:firstRow="1" w:lastRow="0" w:firstColumn="0" w:lastColumn="0" w:noHBand="0" w:noVBand="0" w:val="0020"/>
